--- a/docs/C-data-privacy.docx
+++ b/docs/C-data-privacy.docx
@@ -27,17 +27,17 @@
         <w:rPr>
           <w:b/>
           <w:bCs/>
-          <w:color w:val="2E75B6"/>
+          <w:color w:val="A52A2A"/>
           <w:sz w:val="30"/>
           <w:szCs w:val="30"/>
         </w:rPr>
-        <w:t xml:space="preserve">C — Data Privacy</w:t>
+        <w:t xml:space="preserve">C - Data Privacy</w:t>
       </w:r>
     </w:p>
     <w:p>
       <w:pPr>
         <w:pBdr>
-          <w:bottom w:val="single" w:color="2E75B6" w:sz="6" w:space="4"/>
+          <w:bottom w:val="single" w:color="A52A2A" w:sz="6" w:space="4"/>
         </w:pBdr>
         <w:spacing w:after="400"/>
         <w:jc w:val="center"/>
@@ -48,7 +48,7 @@
           <w:sz w:val="20"/>
           <w:szCs w:val="20"/>
         </w:rPr>
-        <w:t xml:space="preserve">Team Lesinvincibles2 — Paulo-Rogerio Guimaraes-Filho</w:t>
+        <w:t xml:space="preserve">Team Lesinvincibles2 - Paulo-Rogerio Guimaraes-Filho</w:t>
       </w:r>
     </w:p>
     <w:p>
@@ -56,7 +56,7 @@
         <w:pStyle w:val="Heading1"/>
       </w:pPr>
       <w:r>
-        <w:t xml:space="preserve">1. What data does the app actually touch</w:t>
+        <w:t xml:space="preserve">1. What data does the app touch</w:t>
       </w:r>
     </w:p>
     <w:p>
@@ -64,7 +64,7 @@
         <w:spacing w:after="160"/>
       </w:pPr>
       <w:r>
-        <w:t xml:space="preserve">I went through the code (auth.js, chat.js, topics.js, groqService.js) to list this out instead of guessing. Here's what gets created or sent somewhere when a student uses the app.</w:t>
+        <w:t xml:space="preserve">I checked the code to see what data the app actually uses, instead of just guessing.</w:t>
       </w:r>
     </w:p>
     <w:tbl>
@@ -94,7 +94,7 @@
               <w:bottom w:val="single" w:color="CCCCCC" w:sz="1"/>
               <w:right w:val="single" w:color="CCCCCC" w:sz="1"/>
             </w:tcBorders>
-            <w:shd w:fill="2E75B6" w:val="clear"/>
+            <w:shd w:fill="A52A2A" w:val="clear"/>
             <w:tcMar>
               <w:top w:type="dxa" w:w="80"/>
               <w:left w:type="dxa" w:w="120"/>
@@ -124,7 +124,7 @@
               <w:bottom w:val="single" w:color="CCCCCC" w:sz="1"/>
               <w:right w:val="single" w:color="CCCCCC" w:sz="1"/>
             </w:tcBorders>
-            <w:shd w:fill="2E75B6" w:val="clear"/>
+            <w:shd w:fill="A52A2A" w:val="clear"/>
             <w:tcMar>
               <w:top w:type="dxa" w:w="80"/>
               <w:left w:type="dxa" w:w="120"/>
@@ -154,7 +154,7 @@
               <w:bottom w:val="single" w:color="CCCCCC" w:sz="1"/>
               <w:right w:val="single" w:color="CCCCCC" w:sz="1"/>
             </w:tcBorders>
-            <w:shd w:fill="2E75B6" w:val="clear"/>
+            <w:shd w:fill="A52A2A" w:val="clear"/>
             <w:tcMar>
               <w:top w:type="dxa" w:w="80"/>
               <w:left w:type="dxa" w:w="120"/>
@@ -257,7 +257,7 @@
                 <w:sz w:val="20"/>
                 <w:szCs w:val="20"/>
               </w:rPr>
-              <w:t xml:space="preserve">Checked against a hardcoded list in the backend right now (student1/password123 in the README example). No real user database.</w:t>
+              <w:t xml:space="preserve">Just a hardcoded test account (student1/password123). No real database.</w:t>
             </w:r>
           </w:p>
         </w:tc>
@@ -315,7 +315,7 @@
                 <w:sz w:val="20"/>
                 <w:szCs w:val="20"/>
               </w:rPr>
-              <w:t xml:space="preserve">Created by backend, stored in frontend memory</w:t>
+              <w:t xml:space="preserve">Made by backend, kept in frontend memory</w:t>
             </w:r>
           </w:p>
         </w:tc>
@@ -343,7 +343,7 @@
                 <w:sz w:val="20"/>
                 <w:szCs w:val="20"/>
               </w:rPr>
-              <w:t xml:space="preserve">Contains username and role. Not written to disk on the frontend, lost on refresh.</w:t>
+              <w:t xml:space="preserve">Lost when you refresh the page.</w:t>
             </w:r>
           </w:p>
         </w:tc>
@@ -401,7 +401,7 @@
                 <w:sz w:val="20"/>
                 <w:szCs w:val="20"/>
               </w:rPr>
-              <w:t xml:space="preserve">Sent to backend, then to Groq's API (US)</w:t>
+              <w:t xml:space="preserve">Backend, then Groq's API in the US</w:t>
             </w:r>
           </w:p>
         </w:tc>
@@ -429,7 +429,7 @@
                 <w:sz w:val="20"/>
                 <w:szCs w:val="20"/>
               </w:rPr>
-              <w:t xml:space="preserve">This is the one that matters most for privacy — see section 2 and 3.</w:t>
+              <w:t xml:space="preserve">The important one for privacy, see section 2 and 3.</w:t>
             </w:r>
           </w:p>
         </w:tc>
@@ -459,7 +459,7 @@
                 <w:sz w:val="20"/>
                 <w:szCs w:val="20"/>
               </w:rPr>
-              <w:t xml:space="preserve">Topic + difficulty level</w:t>
+              <w:t xml:space="preserve">Topic + difficulty</w:t>
             </w:r>
           </w:p>
         </w:tc>
@@ -487,7 +487,7 @@
                 <w:sz w:val="20"/>
                 <w:szCs w:val="20"/>
               </w:rPr>
-              <w:t xml:space="preserve">Sent to backend and Groq, kept in frontend state</w:t>
+              <w:t xml:space="preserve">Backend and Groq</w:t>
             </w:r>
           </w:p>
         </w:tc>
@@ -515,7 +515,7 @@
                 <w:sz w:val="20"/>
                 <w:szCs w:val="20"/>
               </w:rPr>
-              <w:t xml:space="preserve">Not personal data by itself, but it travels with the chat message.</w:t>
+              <w:t xml:space="preserve">Not personal data alone, but goes with the message.</w:t>
             </w:r>
           </w:p>
         </w:tc>
@@ -573,7 +573,7 @@
                 <w:sz w:val="20"/>
                 <w:szCs w:val="20"/>
               </w:rPr>
-              <w:t xml:space="preserve">Backend .env file only</w:t>
+              <w:t xml:space="preserve">Backend .env only</w:t>
             </w:r>
           </w:p>
         </w:tc>
@@ -601,7 +601,7 @@
                 <w:sz w:val="20"/>
                 <w:szCs w:val="20"/>
               </w:rPr>
-              <w:t xml:space="preserve">Never sent to the frontend. .env is gitignored, never committed.</w:t>
+              <w:t xml:space="preserve">Never goes to the frontend. .env is gitignored.</w:t>
             </w:r>
           </w:p>
         </w:tc>
@@ -617,7 +617,7 @@
         <w:spacing w:after="160"/>
       </w:pPr>
       <w:r>
-        <w:t xml:space="preserve">One thing worth being honest about: nothing here is currently stored long-term on our side. No database, no logging to a file. That sounds good for privacy but it's mostly because the app is a school project at prototype stage, not because of a deliberate “privacy by design” decision — there was simply no time/need to add persistence. If this became a real product, a lot of this section would need to be redone, because real apps usually need at least some history (e.g. so students don't lose progress).</w:t>
+        <w:t xml:space="preserve">Right now nothing gets saved long term. No database. Honestly that's just because this is a school project and we didn't need it, not because we planned it that way. A real app would probably need to save some chat history.</w:t>
       </w:r>
     </w:p>
     <w:p>
@@ -625,7 +625,7 @@
         <w:pStyle w:val="Heading1"/>
       </w:pPr>
       <w:r>
-        <w:t xml:space="preserve">2. What counts as personal data under GDPR here</w:t>
+        <w:t xml:space="preserve">2. What counts as personal data here</w:t>
       </w:r>
     </w:p>
     <w:p>
@@ -633,7 +633,7 @@
         <w:spacing w:after="160"/>
       </w:pPr>
       <w:r>
-        <w:t xml:space="preserve">GDPR's definition of personal data is broad: anything that relates to an identified or identifiable person. For this app:</w:t>
+        <w:t xml:space="preserve">GDPR says personal data is basically anything that can identify someone. Here that means:</w:t>
       </w:r>
     </w:p>
     <w:p>
@@ -645,7 +645,7 @@
         </w:numPr>
       </w:pPr>
       <w:r>
-        <w:t xml:space="preserve">Username — personal data, identifies a specific student.</w:t>
+        <w:t xml:space="preserve">Username - identifies a student.</w:t>
       </w:r>
     </w:p>
     <w:p>
@@ -657,7 +657,7 @@
         </w:numPr>
       </w:pPr>
       <w:r>
-        <w:t xml:space="preserve">Chat messages — personal data, since they're tied to a logged-in user and could reveal what someone struggles with academically. Could arguably even be considered sensitive if a student typed something unrelated to the course (we don't filter input).</w:t>
+        <w:t xml:space="preserve">Chat messages - tied to a logged in student, could show what they're bad at.</w:t>
       </w:r>
     </w:p>
     <w:p>
@@ -669,7 +669,7 @@
         </w:numPr>
       </w:pPr>
       <w:r>
-        <w:t xml:space="preserve">IP address (collected implicitly by any HTTP server, including ours) — also personal data under GDPR, even though we don't do anything with it explicitly.</w:t>
+        <w:t xml:space="preserve">IP address - any server gets this automatically.</w:t>
       </w:r>
     </w:p>
     <w:p>
@@ -681,7 +681,7 @@
         </w:numPr>
       </w:pPr>
       <w:r>
-        <w:t xml:space="preserve">Password — sensitive in practice even if GDPR doesn't put it in a special category; a leak would be bad.</w:t>
+        <w:t xml:space="preserve">Password - not personal data exactly, but still sensitive.</w:t>
       </w:r>
     </w:p>
     <w:p>
@@ -694,7 +694,7 @@
         <w:spacing w:after="160"/>
       </w:pPr>
       <w:r>
-        <w:t xml:space="preserve">So yes, this project does process personal data, even though it's just a class project with two fake test accounts. That matters for the next section.</w:t>
+        <w:t xml:space="preserve">So yes, even a small school project like this one touches personal data.</w:t>
       </w:r>
     </w:p>
     <w:p>
@@ -710,7 +710,7 @@
         <w:spacing w:after="160"/>
       </w:pPr>
       <w:r>
-        <w:t xml:space="preserve">The app currently uses Groq to run the LLM (llama-3.1-8b-instant). Irina picked it for speed — her benchmark showed it about 10x faster than alternatives on OpenRouter. But speed isn't the only thing that matters once real student data is involved. I looked at how Groq and Mistral handle data, since Mistral is the obvious EU-based alternative.</w:t>
+        <w:t xml:space="preserve">We use Groq because it's fast, like 10x faster than other options Irina tested. But Groq is American, and Mistral is French, so I compared them for privacy.</w:t>
       </w:r>
     </w:p>
     <w:p>
@@ -748,7 +748,7 @@
               <w:bottom w:val="single" w:color="CCCCCC" w:sz="1"/>
               <w:right w:val="single" w:color="CCCCCC" w:sz="1"/>
             </w:tcBorders>
-            <w:shd w:fill="2E75B6" w:val="clear"/>
+            <w:shd w:fill="A52A2A" w:val="clear"/>
             <w:tcMar>
               <w:top w:type="dxa" w:w="80"/>
               <w:left w:type="dxa" w:w="120"/>
@@ -778,7 +778,7 @@
               <w:bottom w:val="single" w:color="CCCCCC" w:sz="1"/>
               <w:right w:val="single" w:color="CCCCCC" w:sz="1"/>
             </w:tcBorders>
-            <w:shd w:fill="2E75B6" w:val="clear"/>
+            <w:shd w:fill="A52A2A" w:val="clear"/>
             <w:tcMar>
               <w:top w:type="dxa" w:w="80"/>
               <w:left w:type="dxa" w:w="120"/>
@@ -808,7 +808,7 @@
               <w:bottom w:val="single" w:color="CCCCCC" w:sz="1"/>
               <w:right w:val="single" w:color="CCCCCC" w:sz="1"/>
             </w:tcBorders>
-            <w:shd w:fill="2E75B6" w:val="clear"/>
+            <w:shd w:fill="A52A2A" w:val="clear"/>
             <w:tcMar>
               <w:top w:type="dxa" w:w="80"/>
               <w:left w:type="dxa" w:w="120"/>
@@ -855,7 +855,7 @@
                 <w:sz w:val="20"/>
                 <w:szCs w:val="20"/>
               </w:rPr>
-              <w:t xml:space="preserve">Company location</w:t>
+              <w:t xml:space="preserve">Where they're based</w:t>
             </w:r>
           </w:p>
         </w:tc>
@@ -911,7 +911,7 @@
                 <w:sz w:val="20"/>
                 <w:szCs w:val="20"/>
               </w:rPr>
-              <w:t xml:space="preserve">France (Paris)</w:t>
+              <w:t xml:space="preserve">France</w:t>
             </w:r>
           </w:p>
         </w:tc>
@@ -941,7 +941,7 @@
                 <w:sz w:val="20"/>
                 <w:szCs w:val="20"/>
               </w:rPr>
-              <w:t xml:space="preserve">Where data is processed</w:t>
+              <w:t xml:space="preserve">Where data goes</w:t>
             </w:r>
           </w:p>
         </w:tc>
@@ -969,7 +969,7 @@
                 <w:sz w:val="20"/>
                 <w:szCs w:val="20"/>
               </w:rPr>
-              <w:t xml:space="preserve">United States by default</w:t>
+              <w:t xml:space="preserve">US by default</w:t>
             </w:r>
           </w:p>
         </w:tc>
@@ -997,7 +997,7 @@
                 <w:sz w:val="20"/>
                 <w:szCs w:val="20"/>
               </w:rPr>
-              <w:t xml:space="preserve">EU by default, US endpoint only if explicitly selected</w:t>
+              <w:t xml:space="preserve">EU by default</w:t>
             </w:r>
           </w:p>
         </w:tc>
@@ -1027,7 +1027,7 @@
                 <w:sz w:val="20"/>
                 <w:szCs w:val="20"/>
               </w:rPr>
-              <w:t xml:space="preserve">Subject to GDPR directly?</w:t>
+              <w:t xml:space="preserve">Under GDPR?</w:t>
             </w:r>
           </w:p>
         </w:tc>
@@ -1055,7 +1055,7 @@
                 <w:sz w:val="20"/>
                 <w:szCs w:val="20"/>
               </w:rPr>
-              <w:t xml:space="preserve">No (US company), but has an EU GDPR representative and offers a DPA</w:t>
+              <w:t xml:space="preserve">Not directly, but has some EU protections</w:t>
             </w:r>
           </w:p>
         </w:tc>
@@ -1083,7 +1083,7 @@
                 <w:sz w:val="20"/>
                 <w:szCs w:val="20"/>
               </w:rPr>
-              <w:t xml:space="preserve">Yes, natively, as an EU company</w:t>
+              <w:t xml:space="preserve">Yes, it's an EU company</w:t>
             </w:r>
           </w:p>
         </w:tc>
@@ -1113,7 +1113,7 @@
                 <w:sz w:val="20"/>
                 <w:szCs w:val="20"/>
               </w:rPr>
-              <w:t xml:space="preserve">Default data retention</w:t>
+              <w:t xml:space="preserve">Keeps data how long</w:t>
             </w:r>
           </w:p>
         </w:tc>
@@ -1141,7 +1141,7 @@
                 <w:sz w:val="20"/>
                 <w:szCs w:val="20"/>
               </w:rPr>
-              <w:t xml:space="preserve">Up to 30 days for abuse/debugging logs unless Zero Data Retention is turned on</w:t>
+              <w:t xml:space="preserve">Up to 30 days unless you turn off retention</w:t>
             </w:r>
           </w:p>
         </w:tc>
@@ -1169,7 +1169,7 @@
                 <w:sz w:val="20"/>
                 <w:szCs w:val="20"/>
               </w:rPr>
-              <w:t xml:space="preserve">~30 days on the standard API tier, not used for training</w:t>
+              <w:t xml:space="preserve">About 30 days too, not used for training</w:t>
             </w:r>
           </w:p>
         </w:tc>
@@ -1199,7 +1199,7 @@
                 <w:sz w:val="20"/>
                 <w:szCs w:val="20"/>
               </w:rPr>
-              <w:t xml:space="preserve">Zero Data Retention option</w:t>
+              <w:t xml:space="preserve">Can turn off data retention?</w:t>
             </w:r>
           </w:p>
         </w:tc>
@@ -1227,7 +1227,7 @@
                 <w:sz w:val="20"/>
                 <w:szCs w:val="20"/>
               </w:rPr>
-              <w:t xml:space="preserve">Yes, available in account settings</w:t>
+              <w:t xml:space="preserve">Yes</w:t>
             </w:r>
           </w:p>
         </w:tc>
@@ -1255,93 +1255,7 @@
                 <w:sz w:val="20"/>
                 <w:szCs w:val="20"/>
               </w:rPr>
-              <w:t xml:space="preserve">Yes, available on the API</w:t>
-            </w:r>
-          </w:p>
-        </w:tc>
-      </w:tr>
-      <w:tr>
-        <w:tc>
-          <w:tcPr>
-            <w:tcW w:type="dxa" w:w="2400"/>
-            <w:tcBorders>
-              <w:top w:val="single" w:color="CCCCCC" w:sz="1"/>
-              <w:left w:val="single" w:color="CCCCCC" w:sz="1"/>
-              <w:bottom w:val="single" w:color="CCCCCC" w:sz="1"/>
-              <w:right w:val="single" w:color="CCCCCC" w:sz="1"/>
-            </w:tcBorders>
-            <w:tcMar>
-              <w:top w:type="dxa" w:w="80"/>
-              <w:left w:type="dxa" w:w="120"/>
-              <w:bottom w:type="dxa" w:w="80"/>
-              <w:right w:type="dxa" w:w="120"/>
-            </w:tcMar>
-          </w:tcPr>
-          <w:p>
-            <w:r>
-              <w:rPr>
-                <w:b/>
-                <w:bCs/>
-                <w:sz w:val="20"/>
-                <w:szCs w:val="20"/>
-              </w:rPr>
-              <w:t xml:space="preserve">US CLOUD Act exposure</w:t>
-            </w:r>
-          </w:p>
-        </w:tc>
-        <w:tc>
-          <w:tcPr>
-            <w:tcW w:type="dxa" w:w="3480"/>
-            <w:tcBorders>
-              <w:top w:val="single" w:color="CCCCCC" w:sz="1"/>
-              <w:left w:val="single" w:color="CCCCCC" w:sz="1"/>
-              <w:bottom w:val="single" w:color="CCCCCC" w:sz="1"/>
-              <w:right w:val="single" w:color="CCCCCC" w:sz="1"/>
-            </w:tcBorders>
-            <w:tcMar>
-              <w:top w:type="dxa" w:w="80"/>
-              <w:left w:type="dxa" w:w="120"/>
-              <w:bottom w:type="dxa" w:w="80"/>
-              <w:right w:type="dxa" w:w="120"/>
-            </w:tcMar>
-          </w:tcPr>
-          <w:p>
-            <w:r>
-              <w:rPr>
-                <w:b w:val="false"/>
-                <w:bCs w:val="false"/>
-                <w:sz w:val="20"/>
-                <w:szCs w:val="20"/>
-              </w:rPr>
-              <w:t xml:space="preserve">Yes — US company, so technically reachable by US authorities even for EU-hosted data</w:t>
-            </w:r>
-          </w:p>
-        </w:tc>
-        <w:tc>
-          <w:tcPr>
-            <w:tcW w:type="dxa" w:w="3480"/>
-            <w:tcBorders>
-              <w:top w:val="single" w:color="CCCCCC" w:sz="1"/>
-              <w:left w:val="single" w:color="CCCCCC" w:sz="1"/>
-              <w:bottom w:val="single" w:color="CCCCCC" w:sz="1"/>
-              <w:right w:val="single" w:color="CCCCCC" w:sz="1"/>
-            </w:tcBorders>
-            <w:tcMar>
-              <w:top w:type="dxa" w:w="80"/>
-              <w:left w:type="dxa" w:w="120"/>
-              <w:bottom w:type="dxa" w:w="80"/>
-              <w:right w:type="dxa" w:w="120"/>
-            </w:tcMar>
-          </w:tcPr>
-          <w:p>
-            <w:r>
-              <w:rPr>
-                <w:b w:val="false"/>
-                <w:bCs w:val="false"/>
-                <w:sz w:val="20"/>
-                <w:szCs w:val="20"/>
-              </w:rPr>
-              <w:t xml:space="preserve">Lower — EU company, not directly subject to the CLOUD Act</w:t>
+              <w:t xml:space="preserve">Yes</w:t>
             </w:r>
           </w:p>
         </w:tc>
@@ -1357,7 +1271,7 @@
         <w:spacing w:after="160"/>
       </w:pPr>
       <w:r>
-        <w:t xml:space="preserve">Note on the CLOUD Act row: this is a real legal debate (post-Schrems II), not something I can fully resolve here. The short version is that being a US-headquartered company creates a theoretical exposure that being EU-headquartered doesn't, regardless of where servers physically sit.</w:t>
+        <w:t xml:space="preserve">There's also a US law called the CLOUD Act that lets US authorities ask US companies for data, even if it's stored in Europe. That's a thing Groq has and Mistral doesn't, just because of where each company is based.</w:t>
       </w:r>
     </w:p>
     <w:p>
@@ -1365,7 +1279,7 @@
         <w:pStyle w:val="Heading2"/>
       </w:pPr>
       <w:r>
-        <w:t xml:space="preserve">3.2 So is using Groq a GDPR problem?</w:t>
+        <w:t xml:space="preserve">3.2 Is Groq a GDPR problem?</w:t>
       </w:r>
     </w:p>
     <w:p>
@@ -1373,15 +1287,7 @@
         <w:spacing w:after="160"/>
       </w:pPr>
       <w:r>
-        <w:t xml:space="preserve">Not automatically, no. GDPR allows transferring data outside the EU as long as there's a valid legal mechanism (adequacy decision, Standard Contractual Clauses, etc.), and Groq does provide a DPA and an EU representative. But it does mean extra steps that wouldn't be needed with an EU-based provider: checking the transfer mechanism is actually in place, being able to explain it if a student or a teacher asks, that kind of thing.</w:t>
-      </w:r>
-    </w:p>
-    <w:p>
-      <w:pPr>
-        <w:spacing w:after="160"/>
-      </w:pPr>
-      <w:r>
-        <w:t xml:space="preserve">For a class project with two test accounts and no real student PII flowing through it, this is mostly a theoretical issue. It would become a real one the moment this app left the classroom.</w:t>
+        <w:t xml:space="preserve">Not really, no. GDPR allows sending data outside the EU if there's a legal agreement in place, and Groq does offer one. For a school project with fake accounts, it's not a real issue. It would matter more if real students were using this.</w:t>
       </w:r>
     </w:p>
     <w:p>
@@ -1389,15 +1295,7 @@
         <w:pStyle w:val="Heading1"/>
       </w:pPr>
       <w:r>
-        <w:t xml:space="preserve">4. What we could actually change</w:t>
-      </w:r>
-    </w:p>
-    <w:p>
-      <w:pPr>
-        <w:spacing w:after="160"/>
-      </w:pPr>
-      <w:r>
-        <w:t xml:space="preserve">Some ideas, roughly ordered from “easy” to “bigger change”:</w:t>
+        <w:t xml:space="preserve">4. What we could change</w:t>
       </w:r>
     </w:p>
     <w:p>
@@ -1409,7 +1307,7 @@
         </w:numPr>
       </w:pPr>
       <w:r>
-        <w:t xml:space="preserve">Turn on Zero Data Retention on the Groq account. Costs nothing, removes the 30-day log window.</w:t>
+        <w:t xml:space="preserve">Turn on zero data retention on Groq. Free, easy.</w:t>
       </w:r>
     </w:p>
     <w:p>
@@ -1421,7 +1319,7 @@
         </w:numPr>
       </w:pPr>
       <w:r>
-        <w:t xml:space="preserve">Add a short notice on the login page saying messages are sent to a US-based AI provider. Right now a student has no way to know that.</w:t>
+        <w:t xml:space="preserve">Tell students their messages go to a US AI company. Right now they don't know that.</w:t>
       </w:r>
     </w:p>
     <w:p>
@@ -1433,7 +1331,7 @@
         </w:numPr>
       </w:pPr>
       <w:r>
-        <w:t xml:space="preserve">Stop sending the raw username with every chat request if it's not needed for the model itself — right now the JWT carries it through the middleware even though groqService.js never uses it.</w:t>
+        <w:t xml:space="preserve">Stop sending the username with every chat message since the AI doesn't even use it.</w:t>
       </w:r>
     </w:p>
     <w:p>
@@ -1445,7 +1343,7 @@
         </w:numPr>
       </w:pPr>
       <w:r>
-        <w:t xml:space="preserve">Longer term: swap Groq for Mistral's API for the actual tutoring calls. Same kind of integration (OpenAI-compatible style API), would mean redoing groqService.js but not the rest of the architecture. Trade-off: Irina's benchmark suggests Mistral/OpenRouter alternatives were much slower than Groq, so this is a real speed-vs-compliance trade-off, not a free win.</w:t>
+        <w:t xml:space="preserve">Switch to Mistral for real use. Slower, but better for GDPR.</w:t>
       </w:r>
     </w:p>
     <w:p>
@@ -1457,7 +1355,7 @@
         </w:numPr>
       </w:pPr>
       <w:r>
-        <w:t xml:space="preserve">If this ever needs persistent chat history (it doesn't right now), that's the point where a real data retention policy and a way to delete a student's data on request would become necessary, not optional.</w:t>
+        <w:t xml:space="preserve">If we ever save chat history, we'd need a real way to delete a student's data if they ask.</w:t>
       </w:r>
     </w:p>
     <w:p>
@@ -1470,7 +1368,7 @@
         <w:spacing w:after="160"/>
       </w:pPr>
       <w:r>
-        <w:t xml:space="preserve">My take: for a class prototype, Groq is a reasonable choice and the actual privacy risk is low because there's no real student data and no persistence. But the comparison above is what I'd point to if someone asked “why not the EU option” — it's not that Groq is unsafe, it's that there's a genuine trade-off between latency and where the data legally sits.</w:t>
+        <w:t xml:space="preserve">For now, Groq is fine since this is just a class project with no real students. But Mistral would be the safer pick if this became something real.</w:t>
       </w:r>
     </w:p>
     <w:p>
@@ -1490,7 +1388,7 @@
         </w:numPr>
       </w:pPr>
       <w:r>
-        <w:t xml:space="preserve">Mistral Help Center — “Where do you store my data”</w:t>
+        <w:t xml:space="preserve">Mistral Help Center</w:t>
       </w:r>
     </w:p>
     <w:p>
@@ -1502,7 +1400,7 @@
         </w:numPr>
       </w:pPr>
       <w:r>
-        <w:t xml:space="preserve">Groq Privacy Policy and Data Processing Addendum (console.groq.com/docs/legal)</w:t>
+        <w:t xml:space="preserve">Groq Privacy Policy</w:t>
       </w:r>
     </w:p>
     <w:p>
@@ -1514,7 +1412,7 @@
         </w:numPr>
       </w:pPr>
       <w:r>
-        <w:t xml:space="preserve">Groq “Your Data in GroqCloud” docs page</w:t>
+        <w:t xml:space="preserve">Groq docs on data retention</w:t>
       </w:r>
     </w:p>
     <w:sectPr>
@@ -1932,7 +1830,7 @@
       <w:rFonts w:ascii="Arial" w:cs="Arial" w:eastAsia="Arial" w:hAnsi="Arial"/>
       <w:b/>
       <w:bCs/>
-      <w:color w:val="2E75B6"/>
+      <w:color w:val="A52A2A"/>
       <w:sz w:val="26"/>
       <w:szCs w:val="26"/>
     </w:rPr>
